--- a/output/education/2026-03-24_cbme-epa-reform/cbme-epa-reform_guide_facilitator.docx
+++ b/output/education/2026-03-24_cbme-epa-reform/cbme-epa-reform_guide_facilitator.docx
@@ -868,9 +868,9 @@
         <w:tblLook w:firstColumn="1" w:firstRow="1" w:lastColumn="0" w:lastRow="0" w:noHBand="0" w:noVBand="1" w:val="04A0"/>
       </w:tblPr>
       <w:tblGrid>
-        <w:gridCol w:w="2880"/>
-        <w:gridCol w:w="2880"/>
-        <w:gridCol w:w="2880"/>
+        <w:gridCol w:w="850"/>
+        <w:gridCol w:w="5517"/>
+        <w:gridCol w:w="2705"/>
       </w:tblGrid>
       <w:tr>
         <w:tc>
@@ -1236,9 +1236,9 @@
         <w:tblLook w:firstColumn="1" w:firstRow="1" w:lastColumn="0" w:lastRow="0" w:noHBand="0" w:noVBand="1" w:val="04A0"/>
       </w:tblPr>
       <w:tblGrid>
-        <w:gridCol w:w="2880"/>
-        <w:gridCol w:w="2880"/>
-        <w:gridCol w:w="2880"/>
+        <w:gridCol w:w="2142"/>
+        <w:gridCol w:w="1638"/>
+        <w:gridCol w:w="5291"/>
       </w:tblGrid>
       <w:tr>
         <w:tc>
